--- a/C64 Keyboard with Hot Swap Sockets/Rev. 2/Text/C64KB_FunD.docx
+++ b/C64 Keyboard with Hot Swap Sockets/Rev. 2/Text/C64KB_FunD.docx
@@ -210,7 +210,27 @@
           <w:spacing w:val="5"/>
           <w:lang w:val="en-US"/>
         </w:rPr>
-        <w:t>10 kΩ pull-up resistor (R15)</w:t>
+        <w:t xml:space="preserve">10 </w:t>
+      </w:r>
+      <w:proofErr w:type="spellStart"/>
+      <w:r>
+        <w:rPr>
+          <w:b/>
+          <w:bCs/>
+          <w:spacing w:val="5"/>
+          <w:lang w:val="en-US"/>
+        </w:rPr>
+        <w:t>kΩ</w:t>
+      </w:r>
+      <w:proofErr w:type="spellEnd"/>
+      <w:r>
+        <w:rPr>
+          <w:b/>
+          <w:bCs/>
+          <w:spacing w:val="5"/>
+          <w:lang w:val="en-US"/>
+        </w:rPr>
+        <w:t xml:space="preserve"> pull-up resistor (R15)</w:t>
       </w:r>
       <w:r>
         <w:rPr>
@@ -1893,7 +1913,7 @@
         <w:noProof/>
         <w:lang w:val="en-US"/>
       </w:rPr>
-      <w:t>03.09.2026 16:50</w:t>
+      <w:t>11.10.2026 16:43</w:t>
     </w:r>
     <w:r>
       <w:rPr>
@@ -2225,7 +2245,7 @@
         <w:szCs w:val="20"/>
         <w:lang w:val="en-US"/>
       </w:rPr>
-      <w:t>03.09.2026 16:50</w:t>
+      <w:t>11.10.2026 16:43</w:t>
     </w:r>
     <w:r>
       <w:rPr>
